--- a/Задание проектно-технологическая 2 маг.docx
+++ b/Задание проектно-технологическая 2 маг.docx
@@ -542,35 +542,21 @@
           <w:rFonts w:ascii="Times New Roman" w:eastAsia="Times New Roman" w:hAnsi="Times New Roman"/>
           <w:u w:val="single"/>
         </w:rPr>
-        <w:t>Государев Илья Борисович</w:t>
+        <w:t>Абрамян Геннадий Владимирович, профессор кафедры ИТиЭО</w:t>
       </w:r>
       <w:r>
         <w:rPr>
           <w:rFonts w:ascii="Times New Roman" w:eastAsia="Times New Roman" w:hAnsi="Times New Roman"/>
           <w:u w:val="single"/>
         </w:rPr>
-        <w:t xml:space="preserve">, </w:t>
-      </w:r>
-      <w:r>
-        <w:rPr>
-          <w:rFonts w:ascii="Times New Roman" w:eastAsia="Times New Roman" w:hAnsi="Times New Roman"/>
+        <w:t xml:space="preserve"> </w:t>
+      </w:r>
+      <w:r>
+        <w:rPr>
+          <w:rFonts w:ascii="Times New Roman" w:eastAsia="Times New Roman" w:hAnsi="Times New Roman" w:cs="Times New Roman"/>
           <w:u w:val="single"/>
         </w:rPr>
-        <w:t>к.п.н</w:t>
-      </w:r>
-      <w:r>
-        <w:rPr>
-          <w:rFonts w:ascii="Times New Roman" w:eastAsia="Times New Roman" w:hAnsi="Times New Roman"/>
-          <w:u w:val="single"/>
-        </w:rPr>
-        <w:t>., доцент кафедры ИТиЭО</w:t>
-      </w:r>
-      <w:r>
-        <w:rPr>
-          <w:rFonts w:ascii="Times New Roman" w:eastAsia="Times New Roman" w:hAnsi="Times New Roman" w:cs="Times New Roman"/>
-          <w:u w:val="single"/>
-        </w:rPr>
-        <w:t xml:space="preserve"> ____</w:t>
+        <w:t>____</w:t>
       </w:r>
       <w:r>
         <w:rPr>
@@ -4129,7 +4115,6 @@
   <w:style w:type="character" w:default="1" w:styleId="a0">
     <w:name w:val="Default Paragraph Font"/>
     <w:uiPriority w:val="1"/>
-    <w:semiHidden/>
     <w:unhideWhenUsed/>
   </w:style>
   <w:style w:type="table" w:default="1" w:styleId="a1">

--- a/Задание проектно-технологическая 2 маг.docx
+++ b/Задание проектно-технологическая 2 маг.docx
@@ -542,7 +542,21 @@
           <w:rFonts w:ascii="Times New Roman" w:eastAsia="Times New Roman" w:hAnsi="Times New Roman"/>
           <w:u w:val="single"/>
         </w:rPr>
-        <w:t>Абрамян Геннадий Владимирович, профессор кафедры ИТиЭО</w:t>
+        <w:t>Атаян Ануш Михайловна</w:t>
+      </w:r>
+      <w:r>
+        <w:rPr>
+          <w:rFonts w:ascii="Times New Roman" w:eastAsia="Times New Roman" w:hAnsi="Times New Roman"/>
+          <w:u w:val="single"/>
+        </w:rPr>
+        <w:t xml:space="preserve">, </w:t>
+      </w:r>
+      <w:r>
+        <w:rPr>
+          <w:rFonts w:ascii="Times New Roman" w:eastAsia="Times New Roman" w:hAnsi="Times New Roman"/>
+          <w:u w:val="single"/>
+        </w:rPr>
+        <w:t>доцент кафедры информационных технологий и электронного обучения</w:t>
       </w:r>
       <w:r>
         <w:rPr>
@@ -1557,8 +1571,18 @@
                 <w:color w:val="000000"/>
                 <w:sz w:val="20"/>
                 <w:szCs w:val="20"/>
-              </w:rPr>
-              <w:t>19.10.2025</w:t>
+                <w:lang w:val="en-US"/>
+              </w:rPr>
+              <w:t>29</w:t>
+            </w:r>
+            <w:r>
+              <w:rPr>
+                <w:rFonts w:ascii="Times New Roman" w:eastAsia="Times New Roman" w:hAnsi="Times New Roman" w:cs="Times New Roman"/>
+                <w:color w:val="000000"/>
+                <w:sz w:val="20"/>
+                <w:szCs w:val="20"/>
+              </w:rPr>
+              <w:t>.10.2025</w:t>
             </w:r>
           </w:p>
         </w:tc>
@@ -1596,8 +1620,18 @@
                 <w:color w:val="000000"/>
                 <w:sz w:val="20"/>
                 <w:szCs w:val="20"/>
-              </w:rPr>
-              <w:t>19.10.2025</w:t>
+                <w:lang w:val="en-US"/>
+              </w:rPr>
+              <w:t>29</w:t>
+            </w:r>
+            <w:r>
+              <w:rPr>
+                <w:rFonts w:ascii="Times New Roman" w:eastAsia="Times New Roman" w:hAnsi="Times New Roman" w:cs="Times New Roman"/>
+                <w:color w:val="000000"/>
+                <w:sz w:val="20"/>
+                <w:szCs w:val="20"/>
+              </w:rPr>
+              <w:t>.10.2025</w:t>
             </w:r>
           </w:p>
         </w:tc>
@@ -1777,8 +1811,18 @@
                 <w:color w:val="000000"/>
                 <w:sz w:val="20"/>
                 <w:szCs w:val="20"/>
-              </w:rPr>
-              <w:t>24.10.2025</w:t>
+                <w:lang w:val="en-US"/>
+              </w:rPr>
+              <w:t>30</w:t>
+            </w:r>
+            <w:r>
+              <w:rPr>
+                <w:rFonts w:ascii="Times New Roman" w:eastAsia="Times New Roman" w:hAnsi="Times New Roman" w:cs="Times New Roman"/>
+                <w:color w:val="000000"/>
+                <w:sz w:val="20"/>
+                <w:szCs w:val="20"/>
+              </w:rPr>
+              <w:t>.10.2025</w:t>
             </w:r>
           </w:p>
         </w:tc>
@@ -1815,8 +1859,18 @@
                 <w:color w:val="000000"/>
                 <w:sz w:val="20"/>
                 <w:szCs w:val="20"/>
-              </w:rPr>
-              <w:t>24.10.2025</w:t>
+                <w:lang w:val="en-US"/>
+              </w:rPr>
+              <w:t>30</w:t>
+            </w:r>
+            <w:r>
+              <w:rPr>
+                <w:rFonts w:ascii="Times New Roman" w:eastAsia="Times New Roman" w:hAnsi="Times New Roman" w:cs="Times New Roman"/>
+                <w:color w:val="000000"/>
+                <w:sz w:val="20"/>
+                <w:szCs w:val="20"/>
+              </w:rPr>
+              <w:t>.10.2025</w:t>
             </w:r>
           </w:p>
         </w:tc>
@@ -3293,8 +3347,19 @@
           <w:sz w:val="20"/>
           <w:szCs w:val="20"/>
           <w:u w:val="single"/>
-        </w:rPr>
-        <w:t>19</w:t>
+          <w:lang w:val="en-US"/>
+        </w:rPr>
+        <w:t>2</w:t>
+      </w:r>
+      <w:r>
+        <w:rPr>
+          <w:rFonts w:ascii="Times New Roman" w:eastAsia="Times New Roman" w:hAnsi="Times New Roman" w:cs="Times New Roman"/>
+          <w:color w:val="000000"/>
+          <w:sz w:val="20"/>
+          <w:szCs w:val="20"/>
+          <w:u w:val="single"/>
+        </w:rPr>
+        <w:t>9</w:t>
       </w:r>
       <w:r>
         <w:rPr>
@@ -4115,6 +4180,7 @@
   <w:style w:type="character" w:default="1" w:styleId="a0">
     <w:name w:val="Default Paragraph Font"/>
     <w:uiPriority w:val="1"/>
+    <w:semiHidden/>
     <w:unhideWhenUsed/>
   </w:style>
   <w:style w:type="table" w:default="1" w:styleId="a1">
